--- a/Ecostel_Requirements_Contract.docx
+++ b/Ecostel_Requirements_Contract.docx
@@ -879,13 +879,20 @@
             </w:tcMar>
           </w:tcPr>
           <w:p>
+            <w:r>
+              <w:rPr>
+                <w:sz w:val="19"/>
+                <w:szCs w:val="19"/>
+              </w:rPr>
+              <w:t xml:space="preserve">Node.js / Next.js API Routes (TypeScript). REST endpoints + </w:t>
+            </w:r>
             <w:proofErr w:type="spellStart"/>
             <w:r>
               <w:rPr>
                 <w:sz w:val="19"/>
                 <w:szCs w:val="19"/>
               </w:rPr>
-              <w:t>NestJS</w:t>
+              <w:t>GraphQL</w:t>
             </w:r>
             <w:proofErr w:type="spellEnd"/>
             <w:r>
@@ -893,23 +900,7 @@
                 <w:sz w:val="19"/>
                 <w:szCs w:val="19"/>
               </w:rPr>
-              <w:t xml:space="preserve"> (TypeScript). REST + </w:t>
-            </w:r>
-            <w:proofErr w:type="spellStart"/>
-            <w:r>
-              <w:rPr>
-                <w:sz w:val="19"/>
-                <w:szCs w:val="19"/>
-              </w:rPr>
-              <w:t>GraphQL</w:t>
-            </w:r>
-            <w:proofErr w:type="spellEnd"/>
-            <w:r>
-              <w:rPr>
-                <w:sz w:val="19"/>
-                <w:szCs w:val="19"/>
-              </w:rPr>
-              <w:t>. Auth module (JWT, refresh tokens, RBAC). Full Postgres schema and migrations.</w:t>
+              <w:t>. Supabase Auth (sessions, refresh tokens, Row Level Security). Full PostgreSQL schema and migrations via Supabase.</w:t>
             </w:r>
           </w:p>
         </w:tc>
@@ -1002,39 +993,7 @@
                 <w:sz w:val="19"/>
                 <w:szCs w:val="19"/>
               </w:rPr>
-              <w:t>S3 storage, chunked upload (</w:t>
-            </w:r>
-            <w:proofErr w:type="spellStart"/>
-            <w:r>
-              <w:rPr>
-                <w:sz w:val="19"/>
-                <w:szCs w:val="19"/>
-              </w:rPr>
-              <w:t>tus</w:t>
-            </w:r>
-            <w:proofErr w:type="spellEnd"/>
-            <w:r>
-              <w:rPr>
-                <w:sz w:val="19"/>
-                <w:szCs w:val="19"/>
-              </w:rPr>
-              <w:t xml:space="preserve"> protocol), virus scanning (</w:t>
-            </w:r>
-            <w:proofErr w:type="spellStart"/>
-            <w:r>
-              <w:rPr>
-                <w:sz w:val="19"/>
-                <w:szCs w:val="19"/>
-              </w:rPr>
-              <w:t>ClamAV</w:t>
-            </w:r>
-            <w:proofErr w:type="spellEnd"/>
-            <w:r>
-              <w:rPr>
-                <w:sz w:val="19"/>
-                <w:szCs w:val="19"/>
-              </w:rPr>
-              <w:t>), signed URL access.</w:t>
+              <w:t>Supabase Storage, chunked upload, file validation via storage policies, signed URL access.</w:t>
             </w:r>
           </w:p>
         </w:tc>
@@ -1214,7 +1173,7 @@
                 <w:sz w:val="19"/>
                 <w:szCs w:val="19"/>
               </w:rPr>
-              <w:t>Self-serve /for-vendors registration flow. Business documents, capabilities, certifications. Pending state, admin approval, OpenSearch indexing.</w:t>
+              <w:t>Self-serve /for-vendors registration flow. Business documents, capabilities, certifications. Pending state, admin approval, Supabase indexing.</w:t>
             </w:r>
           </w:p>
         </w:tc>
@@ -1935,7 +1894,7 @@
                 <w:sz w:val="19"/>
                 <w:szCs w:val="19"/>
               </w:rPr>
-              <w:t xml:space="preserve">Docker containers, AWS ECS Fargate (API), </w:t>
+              <w:t xml:space="preserve">Vercel (serverless deployment, API routes), </w:t>
             </w:r>
             <w:proofErr w:type="spellStart"/>
             <w:r>
@@ -2149,7 +2108,7 @@
         <w:spacing w:after="80"/>
       </w:pPr>
       <w:r>
-        <w:t>Advanced ML-based vendor matching (OpenSearch ranking). Basic capability-tag matching only.</w:t>
+        <w:t>Advanced ML-based vendor matching (PostgreSQL full-text ranking). Basic capability-tag matching only.</w:t>
       </w:r>
     </w:p>
     <w:p>
@@ -2702,21 +2661,12 @@
               </w:rPr>
               <w:t xml:space="preserve">• </w:t>
             </w:r>
-            <w:proofErr w:type="spellStart"/>
-            <w:r>
-              <w:rPr>
-                <w:sz w:val="19"/>
-                <w:szCs w:val="19"/>
-              </w:rPr>
-              <w:t>NestJS</w:t>
-            </w:r>
-            <w:proofErr w:type="spellEnd"/>
-            <w:r>
-              <w:rPr>
-                <w:sz w:val="19"/>
-                <w:szCs w:val="19"/>
-              </w:rPr>
-              <w:t xml:space="preserve"> API running in staging. Auth endpoints return valid JWT.</w:t>
+            <w:r>
+              <w:rPr>
+                <w:sz w:val="19"/>
+                <w:szCs w:val="19"/>
+              </w:rPr>
+              <w:t>Next.js API Routes running in Vercel staging. Supabase Auth endpoints verified.</w:t>
             </w:r>
           </w:p>
           <w:p>
@@ -3627,7 +3577,7 @@
                 <w:sz w:val="19"/>
                 <w:szCs w:val="19"/>
               </w:rPr>
-              <w:t>• All environment variables, secrets, and AWS credentials transferred to client.</w:t>
+              <w:t>• All environment variables, secrets, and Supabase/Vercel credentials transferred to client.</w:t>
             </w:r>
           </w:p>
           <w:p>
@@ -4925,23 +4875,7 @@
         <w:spacing w:after="80"/>
       </w:pPr>
       <w:r>
-        <w:t xml:space="preserve">Use the agreed tech stack (Next.js, </w:t>
-      </w:r>
-      <w:proofErr w:type="spellStart"/>
-      <w:r>
-        <w:t>NestJS</w:t>
-      </w:r>
-      <w:proofErr w:type="spellEnd"/>
-      <w:r>
-        <w:t xml:space="preserve">, PostgreSQL, Redis, AWS S3, ECS Fargate, </w:t>
-      </w:r>
-      <w:proofErr w:type="spellStart"/>
-      <w:r>
-        <w:t>Vercel</w:t>
-      </w:r>
-      <w:proofErr w:type="spellEnd"/>
-      <w:r>
-        <w:t>).</w:t>
+        <w:t>Use the agreed tech stack (Next.js, Node.js API Routes, Supabase PostgreSQL, Supabase Storage, Vercel).</w:t>
       </w:r>
     </w:p>
     <w:p>
@@ -5015,7 +4949,7 @@
         <w:spacing w:after="80"/>
       </w:pPr>
       <w:r>
-        <w:t xml:space="preserve">Provide access to: AWS account (or fund creation), domain DNS, existing brand assets, and any third-party API credentials needed (Postmark, </w:t>
+        <w:t xml:space="preserve">Provide access to: Supabase project (or fund creation), Vercel account, domain DNS, existing brand assets, and any third-party API credentials needed (Postmark, </w:t>
       </w:r>
       <w:proofErr w:type="spellStart"/>
       <w:r>
@@ -7794,7 +7728,7 @@
           <w:iCs/>
           <w:color w:val="6B7C75"/>
         </w:rPr>
-        <w:t xml:space="preserve">All cost figures are estimates based on typical usage at this scale. Actual AWS costs depend on the number of users, files uploaded, and RFQs processed. The developer will configure automatic billing </w:t>
+        <w:t xml:space="preserve">All cost figures are estimates based on typical usage at this scale. Actual Supabase and Vercel costs depend on the number of users, files uploaded, and RFQs processed. The developer will configure automatic billing </w:t>
       </w:r>
       <w:proofErr w:type="gramStart"/>
       <w:r>
